--- a/testakten/sozialrecht-rollstuhl-tannenberg/01-olaf-rollstuhl/Wegeaufstellung_Mandant.docx
+++ b/testakten/sozialrecht-rollstuhl-tannenberg/01-olaf-rollstuhl/Wegeaufstellung_Mandant.docx
@@ -5,11 +5,11 @@
     <w:p>
       <w:pPr>
         <w:pStyle w:val="Heading1"/>
-        <w:spacing w:after="200"/>
-      </w:pPr>
-      <w:r>
-        <w:rPr>
-          <w:rFonts w:ascii="Calibri" w:cs="Calibri" w:eastAsia="Calibri" w:hAnsi="Calibri"/>
+        <w:spacing w:after="160" w:line="259" w:lineRule="auto"/>
+      </w:pPr>
+      <w:r>
+        <w:rPr>
+          <w:rFonts w:ascii="Times New Roman" w:cs="Calibri" w:eastAsia="Calibri" w:hAnsi="Times New Roman"/>
           <w:b/>
           <w:bCs/>
           <w:sz w:val="28"/>
@@ -20,13 +20,14 @@
     </w:p>
     <w:p>
       <w:pPr>
-        <w:spacing w:after="400"/>
-      </w:pPr>
-      <w:r>
-        <w:rPr>
-          <w:rFonts w:ascii="Calibri" w:cs="Calibri" w:eastAsia="Calibri" w:hAnsi="Calibri"/>
+        <w:spacing w:after="60" w:before="120" w:line="259" w:lineRule="auto"/>
+      </w:pPr>
+      <w:r>
+        <w:rPr>
+          <w:rFonts w:ascii="Times New Roman" w:cs="Calibri" w:eastAsia="Calibri" w:hAnsi="Times New Roman"/>
+          <w:b/>
           <w:color w:val="555555"/>
-          <w:sz w:val="20"/>
+          <w:sz w:val="22"/>
           <w:szCs w:val="20"/>
         </w:rPr>
         <w:t xml:space="preserve">Olaf Tannenberg, Adelheidstraße 17, 24103 Kiel – geschrieben am 18.05.2026</w:t>
@@ -34,7 +35,7 @@
     </w:p>
     <w:p>
       <w:pPr>
-        <w:spacing w:after="300"/>
+        <w:spacing w:after="300" w:line="259" w:lineRule="auto"/>
       </w:pPr>
       <w:r>
         <w:rPr>
@@ -47,7 +48,87 @@
     </w:p>
     <w:p>
       <w:pPr>
-        <w:spacing w:after="150" w:before="300"/>
+        <w:spacing w:after="60" w:before="120" w:line="259" w:lineRule="auto"/>
+      </w:pPr>
+      <w:r>
+        <w:rPr>
+          <w:rFonts w:ascii="Times New Roman" w:cs="Calibri" w:eastAsia="Calibri" w:hAnsi="Times New Roman"/>
+          <w:b/>
+          <w:bCs/>
+          <w:sz w:val="22"/>
+          <w:szCs w:val="24"/>
+          <w:u w:val="single"/>
+        </w:rPr>
+        <w:t xml:space="preserve">Meine Wege in der Wohnugn:</w:t>
+      </w:r>
+    </w:p>
+    <w:p>
+      <w:pPr>
+        <w:pStyle w:val="ListParagraph"/>
+        <w:numPr>
+          <w:ilvl w:val="0"/>
+          <w:numId w:val="1"/>
+        </w:numPr>
+        <w:spacing w:after="80" w:line="259" w:lineRule="auto"/>
+      </w:pPr>
+      <w:r>
+        <w:rPr>
+          <w:rFonts w:ascii="Calibri" w:cs="Calibri" w:eastAsia="Calibri" w:hAnsi="Calibri"/>
+          <w:sz w:val="22"/>
+          <w:szCs w:val="22"/>
+        </w:rPr>
+        <w:t xml:space="preserve">Wohnzimmer → Bad: ca. 8 Meter.</w:t>
+      </w:r>
+    </w:p>
+    <w:p>
+      <w:pPr>
+        <w:spacing w:after="150" w:line="259" w:lineRule="auto"/>
+        <w:ind w:left="720"/>
+      </w:pPr>
+      <w:r>
+        <w:rPr>
+          <w:rFonts w:ascii="Calibri" w:cs="Calibri" w:eastAsia="Calibri" w:hAnsi="Calibri"/>
+          <w:sz w:val="22"/>
+          <w:szCs w:val="22"/>
+        </w:rPr>
+        <w:t xml:space="preserve">Das schaffe ich noch mit dem Rollator. Manchmal. Morgens ist es besonders schwer, dann brauche ich länger.</w:t>
+      </w:r>
+    </w:p>
+    <w:p>
+      <w:pPr>
+        <w:pStyle w:val="ListParagraph"/>
+        <w:numPr>
+          <w:ilvl w:val="0"/>
+          <w:numId w:val="1"/>
+        </w:numPr>
+        <w:spacing w:after="80" w:line="259" w:lineRule="auto"/>
+      </w:pPr>
+      <w:r>
+        <w:rPr>
+          <w:rFonts w:ascii="Calibri" w:cs="Calibri" w:eastAsia="Calibri" w:hAnsi="Calibri"/>
+          <w:sz w:val="22"/>
+          <w:szCs w:val="22"/>
+        </w:rPr>
+        <w:t xml:space="preserve">Schlafzimmer → Küche: ca. 12 Meter.</w:t>
+      </w:r>
+    </w:p>
+    <w:p>
+      <w:pPr>
+        <w:spacing w:after="150" w:line="259" w:lineRule="auto"/>
+        <w:ind w:left="720"/>
+      </w:pPr>
+      <w:r>
+        <w:rPr>
+          <w:rFonts w:ascii="Calibri" w:cs="Calibri" w:eastAsia="Calibri" w:hAnsi="Calibri"/>
+          <w:sz w:val="22"/>
+          <w:szCs w:val="22"/>
+        </w:rPr>
+        <w:t xml:space="preserve">In der Regel okay. Einmal habe ich mich am Türrahmen abgestützt und bin trotzdem gefallen. Zum Glück war die Tochter da. Wenn ich alleine bin mache ich das mit dem Rollstuhl (Ausleih-Modell vom Sanitätshaus, aber der ist so schwer den krieg ich kaumm bewegt).</w:t>
+      </w:r>
+    </w:p>
+    <w:p>
+      <w:pPr>
+        <w:spacing w:after="150" w:before="300" w:line="259" w:lineRule="auto"/>
       </w:pPr>
       <w:r>
         <w:rPr>
@@ -58,30 +139,30 @@
           <w:szCs w:val="24"/>
           <w:u w:val="single"/>
         </w:rPr>
-        <w:t xml:space="preserve">Meine Wege in der Wohnugn:</w:t>
-      </w:r>
-    </w:p>
-    <w:p>
-      <w:pPr>
-        <w:pStyle w:val="ListParagraph"/>
-        <w:numPr>
-          <w:ilvl w:val="0"/>
-          <w:numId w:val="1"/>
-        </w:numPr>
-        <w:spacing w:after="80"/>
-      </w:pPr>
-      <w:r>
-        <w:rPr>
-          <w:rFonts w:ascii="Calibri" w:cs="Calibri" w:eastAsia="Calibri" w:hAnsi="Calibri"/>
-          <w:sz w:val="22"/>
-          <w:szCs w:val="22"/>
-        </w:rPr>
-        <w:t xml:space="preserve">Wohnzimmer → Bad: ca. 8 Meter.</w:t>
-      </w:r>
-    </w:p>
-    <w:p>
-      <w:pPr>
-        <w:spacing w:after="150"/>
+        <w:t xml:space="preserve">Außen vor der Wohnung:</w:t>
+      </w:r>
+    </w:p>
+    <w:p>
+      <w:pPr>
+        <w:pStyle w:val="ListParagraph"/>
+        <w:numPr>
+          <w:ilvl w:val="0"/>
+          <w:numId w:val="1"/>
+        </w:numPr>
+        <w:spacing w:after="80" w:line="259" w:lineRule="auto"/>
+      </w:pPr>
+      <w:r>
+        <w:rPr>
+          <w:rFonts w:ascii="Calibri" w:cs="Calibri" w:eastAsia="Calibri" w:hAnsi="Calibri"/>
+          <w:sz w:val="22"/>
+          <w:szCs w:val="22"/>
+        </w:rPr>
+        <w:t xml:space="preserve">Wohnung (2.OG) → Briefkasten (Erdgeschoss, Hauseingang): ca. 47 Meter.</w:t>
+      </w:r>
+    </w:p>
+    <w:p>
+      <w:pPr>
+        <w:spacing w:after="150" w:line="259" w:lineRule="auto"/>
         <w:ind w:left="720"/>
       </w:pPr>
       <w:r>
@@ -90,30 +171,30 @@
           <w:sz w:val="22"/>
           <w:szCs w:val="22"/>
         </w:rPr>
-        <w:t xml:space="preserve">Das schaffe ich noch mit dem Rollator. Manchmal. Morgens ist es besonders schwer, dann brauche ich länger.</w:t>
-      </w:r>
-    </w:p>
-    <w:p>
-      <w:pPr>
-        <w:pStyle w:val="ListParagraph"/>
-        <w:numPr>
-          <w:ilvl w:val="0"/>
-          <w:numId w:val="1"/>
-        </w:numPr>
-        <w:spacing w:after="80"/>
-      </w:pPr>
-      <w:r>
-        <w:rPr>
-          <w:rFonts w:ascii="Calibri" w:cs="Calibri" w:eastAsia="Calibri" w:hAnsi="Calibri"/>
-          <w:sz w:val="22"/>
-          <w:szCs w:val="22"/>
-        </w:rPr>
-        <w:t xml:space="preserve">Schlafzimmer → Küche: ca. 12 Meter.</w:t>
-      </w:r>
-    </w:p>
-    <w:p>
-      <w:pPr>
-        <w:spacing w:after="150"/>
+        <w:t xml:space="preserve">Mit dem Rollator: NICHT möglich ohne Begleitung. Ich bin zweimal gefallen auf dem Weg dahin. Einmal hat mich Nachbar Herr Kühn aufgeholfen. Das ist mir peinlich aber ich schreibe es hin weil es wichtig ist. Mit dem Leih-Rollstuhl komme ich bis zum Briefkasten WENN jemand den Stuhl schiebt. Alleine schieben kann ich den nicht.</w:t>
+      </w:r>
+    </w:p>
+    <w:p>
+      <w:pPr>
+        <w:pStyle w:val="ListParagraph"/>
+        <w:numPr>
+          <w:ilvl w:val="0"/>
+          <w:numId w:val="1"/>
+        </w:numPr>
+        <w:spacing w:after="80" w:line="259" w:lineRule="auto"/>
+      </w:pPr>
+      <w:r>
+        <w:rPr>
+          <w:rFonts w:ascii="Calibri" w:cs="Calibri" w:eastAsia="Calibri" w:hAnsi="Calibri"/>
+          <w:sz w:val="22"/>
+          <w:szCs w:val="22"/>
+        </w:rPr>
+        <w:t xml:space="preserve">Wohnung → Hausarzt Dr. Bergmann, Adelheidstraße 44: ca. 320 Meter.</w:t>
+      </w:r>
+    </w:p>
+    <w:p>
+      <w:pPr>
+        <w:spacing w:after="150" w:line="259" w:lineRule="auto"/>
         <w:ind w:left="720"/>
       </w:pPr>
       <w:r>
@@ -122,12 +203,44 @@
           <w:sz w:val="22"/>
           <w:szCs w:val="22"/>
         </w:rPr>
-        <w:t xml:space="preserve">In der Regel okay. Einmal habe ich mich am Türrahmen abgestützt und bin trotzdem gefallen. Zum Glück war die Tochter da. Wenn ich alleine bin mache ich das mit dem Rollstuhl (Ausleih-Modell vom Sanitätshaus, aber der ist so schwer den krieg ich kaumm bewegt).</w:t>
-      </w:r>
-    </w:p>
-    <w:p>
-      <w:pPr>
-        <w:spacing w:after="150" w:before="300"/>
+        <w:t xml:space="preserve">Überhaupt nicht mehr ohne Fahrdienst oder Tochter. Mit dem Leih-Rollstuhl könnte ich die 320m theoretisch fahren aber ich schaffe es nicht ihn anzutreiben. Der wiegt locker 17 kg, meine linke Hand ist so schwach dass ich den nicht geradeaus bekomme. Ich fahre im Kreis. Kein Witz, das habe ich proiert.</w:t>
+      </w:r>
+    </w:p>
+    <w:p>
+      <w:pPr>
+        <w:pStyle w:val="ListParagraph"/>
+        <w:numPr>
+          <w:ilvl w:val="0"/>
+          <w:numId w:val="1"/>
+        </w:numPr>
+        <w:spacing w:after="80" w:line="259" w:lineRule="auto"/>
+      </w:pPr>
+      <w:r>
+        <w:rPr>
+          <w:rFonts w:ascii="Calibri" w:cs="Calibri" w:eastAsia="Calibri" w:hAnsi="Calibri"/>
+          <w:sz w:val="22"/>
+          <w:szCs w:val="22"/>
+        </w:rPr>
+        <w:t xml:space="preserve">Wohnung → Apotheke Holstenstraße: ca. 610 Meter.</w:t>
+      </w:r>
+    </w:p>
+    <w:p>
+      <w:pPr>
+        <w:spacing w:after="150" w:line="259" w:lineRule="auto"/>
+        <w:ind w:left="720"/>
+      </w:pPr>
+      <w:r>
+        <w:rPr>
+          <w:rFonts w:ascii="Calibri" w:cs="Calibri" w:eastAsia="Calibri" w:hAnsi="Calibri"/>
+          <w:sz w:val="22"/>
+          <w:szCs w:val="22"/>
+        </w:rPr>
+        <w:t xml:space="preserve">Nur mit Tochter oder Fahrdienst. Lieferservice wo möglich. Aber nicht alles kann geliefert werden.</w:t>
+      </w:r>
+    </w:p>
+    <w:p>
+      <w:pPr>
+        <w:spacing w:after="150" w:before="300" w:line="259" w:lineRule="auto"/>
       </w:pPr>
       <w:r>
         <w:rPr>
@@ -138,108 +251,48 @@
           <w:szCs w:val="24"/>
           <w:u w:val="single"/>
         </w:rPr>
-        <w:t xml:space="preserve">Außen vor der Wohnung:</w:t>
-      </w:r>
-    </w:p>
-    <w:p>
-      <w:pPr>
-        <w:pStyle w:val="ListParagraph"/>
-        <w:numPr>
-          <w:ilvl w:val="0"/>
-          <w:numId w:val="1"/>
-        </w:numPr>
-        <w:spacing w:after="80"/>
-      </w:pPr>
-      <w:r>
-        <w:rPr>
-          <w:rFonts w:ascii="Calibri" w:cs="Calibri" w:eastAsia="Calibri" w:hAnsi="Calibri"/>
-          <w:sz w:val="22"/>
-          <w:szCs w:val="22"/>
-        </w:rPr>
-        <w:t xml:space="preserve">Wohnung (2.OG) → Briefkasten (Erdgeschoss, Hauseingang): ca. 47 Meter.</w:t>
-      </w:r>
-    </w:p>
-    <w:p>
-      <w:pPr>
-        <w:spacing w:after="150"/>
-        <w:ind w:left="720"/>
-      </w:pPr>
-      <w:r>
-        <w:rPr>
-          <w:rFonts w:ascii="Calibri" w:cs="Calibri" w:eastAsia="Calibri" w:hAnsi="Calibri"/>
-          <w:sz w:val="22"/>
-          <w:szCs w:val="22"/>
-        </w:rPr>
-        <w:t xml:space="preserve">Mit dem Rollator: NICHT möglich ohne Begleitung. Ich bin zweimal gefallen auf dem Weg dahin. Einmal hat mich Nachbar Herr Kühn aufgeholfen. Das ist mir peinlich aber ich schreibe es hin weil es wichtig ist. Mit dem Leih-Rollstuhl komme ich bis zum Briefkasten WENN jemand den Stuhl schiebt. Alleine schieben kann ich den nicht.</w:t>
-      </w:r>
-    </w:p>
-    <w:p>
-      <w:pPr>
-        <w:pStyle w:val="ListParagraph"/>
-        <w:numPr>
-          <w:ilvl w:val="0"/>
-          <w:numId w:val="1"/>
-        </w:numPr>
-        <w:spacing w:after="80"/>
-      </w:pPr>
-      <w:r>
-        <w:rPr>
-          <w:rFonts w:ascii="Calibri" w:cs="Calibri" w:eastAsia="Calibri" w:hAnsi="Calibri"/>
-          <w:sz w:val="22"/>
-          <w:szCs w:val="22"/>
-        </w:rPr>
-        <w:t xml:space="preserve">Wohnung → Hausarzt Dr. Bergmann, Adelheidstraße 44: ca. 320 Meter.</w:t>
-      </w:r>
-    </w:p>
-    <w:p>
-      <w:pPr>
-        <w:spacing w:after="150"/>
-        <w:ind w:left="720"/>
-      </w:pPr>
-      <w:r>
-        <w:rPr>
-          <w:rFonts w:ascii="Calibri" w:cs="Calibri" w:eastAsia="Calibri" w:hAnsi="Calibri"/>
-          <w:sz w:val="22"/>
-          <w:szCs w:val="22"/>
-        </w:rPr>
-        <w:t xml:space="preserve">Überhaupt nicht mehr ohne Fahrdienst oder Tochter. Mit dem Leih-Rollstuhl könnte ich die 320m theoretisch fahren aber ich schaffe es nicht ihn anzutreiben. Der wiegt locker 17 kg, meine linke Hand ist so schwach dass ich den nicht geradeaus bekomme. Ich fahre im Kreis. Kein Witz, das habe ich proiert.</w:t>
-      </w:r>
-    </w:p>
-    <w:p>
-      <w:pPr>
-        <w:pStyle w:val="ListParagraph"/>
-        <w:numPr>
-          <w:ilvl w:val="0"/>
-          <w:numId w:val="1"/>
-        </w:numPr>
-        <w:spacing w:after="80"/>
-      </w:pPr>
-      <w:r>
-        <w:rPr>
-          <w:rFonts w:ascii="Calibri" w:cs="Calibri" w:eastAsia="Calibri" w:hAnsi="Calibri"/>
-          <w:sz w:val="22"/>
-          <w:szCs w:val="22"/>
-        </w:rPr>
-        <w:t xml:space="preserve">Wohnung → Apotheke Holstenstraße: ca. 610 Meter.</w:t>
-      </w:r>
-    </w:p>
-    <w:p>
-      <w:pPr>
-        <w:spacing w:after="150"/>
-        <w:ind w:left="720"/>
-      </w:pPr>
-      <w:r>
-        <w:rPr>
-          <w:rFonts w:ascii="Calibri" w:cs="Calibri" w:eastAsia="Calibri" w:hAnsi="Calibri"/>
-          <w:sz w:val="22"/>
-          <w:szCs w:val="22"/>
-        </w:rPr>
-        <w:t xml:space="preserve">Nur mit Tochter oder Fahrdienst. Lieferservice wo möglich. Aber nicht alles kann geliefert werden.</w:t>
-      </w:r>
-    </w:p>
-    <w:p>
-      <w:pPr>
-        <w:spacing w:after="150" w:before="300"/>
+        <w:t xml:space="preserve">Was ich vermisse:</w:t>
+      </w:r>
+    </w:p>
+    <w:p>
+      <w:pPr>
+        <w:pStyle w:val="ListParagraph"/>
+        <w:numPr>
+          <w:ilvl w:val="0"/>
+          <w:numId w:val="1"/>
+        </w:numPr>
+        <w:spacing w:after="200" w:line="259" w:lineRule="auto"/>
+      </w:pPr>
+      <w:r>
+        <w:rPr>
+          <w:rFonts w:ascii="Calibri" w:cs="Calibri" w:eastAsia="Calibri" w:hAnsi="Calibri"/>
+          <w:sz w:val="22"/>
+          <w:szCs w:val="22"/>
+        </w:rPr>
+        <w:t xml:space="preserve">Früher bin ich jeden Morgen am Schwimmstadion spazieren gegangen. Das ist ca. 1,2 km von uns, am Wasser. Da war ich Ingenieur, hab Schiffe entworfen, war gesund. Ich weiß das klingt dramatisch aber ich vermisse das sehr. Mit einem Aktivrollstuhl – ich hab das in Damp ausprobiert – könnte ich da mit der Tochter wieder hinfahren. Mit dem Kassenrollstuhl nicht, den kriege ich nicht bewegt.</w:t>
+      </w:r>
+    </w:p>
+    <w:p>
+      <w:pPr>
+        <w:pStyle w:val="ListParagraph"/>
+        <w:numPr>
+          <w:ilvl w:val="0"/>
+          <w:numId w:val="1"/>
+        </w:numPr>
+        <w:spacing w:after="300" w:line="259" w:lineRule="auto"/>
+      </w:pPr>
+      <w:r>
+        <w:rPr>
+          <w:rFonts w:ascii="Calibri" w:cs="Calibri" w:eastAsia="Calibri" w:hAnsi="Calibri"/>
+          <w:sz w:val="22"/>
+          <w:szCs w:val="22"/>
+        </w:rPr>
+        <w:t xml:space="preserve">Auch: Einkaufen. Edeka ist 230m. Mit Aktivrollstuhl könnte ich da selbst hinfahren. Das wäre für mich Unabhägigkeit. Ich bin 62 und will nicht jeden Handgriff von der Tochter machen lassen.</w:t>
+      </w:r>
+    </w:p>
+    <w:p>
+      <w:pPr>
+        <w:spacing w:after="150" w:before="300" w:line="259" w:lineRule="auto"/>
       </w:pPr>
       <w:r>
         <w:rPr>
@@ -250,155 +303,103 @@
           <w:szCs w:val="24"/>
           <w:u w:val="single"/>
         </w:rPr>
-        <w:t xml:space="preserve">Was ich vermisse:</w:t>
-      </w:r>
-    </w:p>
-    <w:p>
-      <w:pPr>
-        <w:pStyle w:val="ListParagraph"/>
-        <w:numPr>
-          <w:ilvl w:val="0"/>
-          <w:numId w:val="1"/>
-        </w:numPr>
-        <w:spacing w:after="200"/>
-      </w:pPr>
-      <w:r>
-        <w:rPr>
-          <w:rFonts w:ascii="Calibri" w:cs="Calibri" w:eastAsia="Calibri" w:hAnsi="Calibri"/>
-          <w:sz w:val="22"/>
-          <w:szCs w:val="22"/>
-        </w:rPr>
-        <w:t xml:space="preserve">Früher bin ich jeden Morgen am Schwimmstadion spazieren gegangen. Das ist ca. 1,2 km von uns, am Wasser. Da war ich Ingenieur, hab Schiffe entworfen, war gesund. Ich weiß das klingt dramatisch aber ich vermisse das sehr. Mit einem Aktivrollstuhl – ich hab das in Damp ausprobiert – könnte ich da mit der Tochter wieder hinfahren. Mit dem Kassenrollstuhl nicht, den kriege ich nicht bewegt.</w:t>
-      </w:r>
-    </w:p>
-    <w:p>
-      <w:pPr>
-        <w:pStyle w:val="ListParagraph"/>
-        <w:numPr>
-          <w:ilvl w:val="0"/>
-          <w:numId w:val="1"/>
-        </w:numPr>
-        <w:spacing w:after="300"/>
-      </w:pPr>
-      <w:r>
-        <w:rPr>
-          <w:rFonts w:ascii="Calibri" w:cs="Calibri" w:eastAsia="Calibri" w:hAnsi="Calibri"/>
-          <w:sz w:val="22"/>
-          <w:szCs w:val="22"/>
-        </w:rPr>
-        <w:t xml:space="preserve">Auch: Einkaufen. Edeka ist 230m. Mit Aktivrollstuhl könnte ich da selbst hinfahren. Das wäre für mich Unabhägigkeit. Ich bin 62 und will nicht jeden Handgriff von der Tochter machen lassen.</w:t>
-      </w:r>
-    </w:p>
-    <w:p>
-      <w:pPr>
-        <w:spacing w:after="150" w:before="300"/>
+        <w:t xml:space="preserve">Sturzprotokoll (soweit ich mich erinnere):</w:t>
+      </w:r>
+    </w:p>
+    <w:p>
+      <w:pPr>
+        <w:pStyle w:val="ListParagraph"/>
+        <w:numPr>
+          <w:ilvl w:val="0"/>
+          <w:numId w:val="1"/>
+        </w:numPr>
+        <w:spacing w:after="80" w:line="259" w:lineRule="auto"/>
+      </w:pPr>
+      <w:r>
+        <w:rPr>
+          <w:rFonts w:ascii="Calibri" w:cs="Calibri" w:eastAsia="Calibri" w:hAnsi="Calibri"/>
+          <w:sz w:val="22"/>
+          <w:szCs w:val="22"/>
+        </w:rPr>
+        <w:t xml:space="preserve">Oktober 2025: Sturz im Flur (alleine), Prellung re. Schulter, kein Arzt → hab ich verdrängt</w:t>
+      </w:r>
+    </w:p>
+    <w:p>
+      <w:pPr>
+        <w:pStyle w:val="ListParagraph"/>
+        <w:numPr>
+          <w:ilvl w:val="0"/>
+          <w:numId w:val="1"/>
+        </w:numPr>
+        <w:spacing w:after="80" w:line="259" w:lineRule="auto"/>
+      </w:pPr>
+      <w:r>
+        <w:rPr>
+          <w:rFonts w:ascii="Calibri" w:cs="Calibri" w:eastAsia="Calibri" w:hAnsi="Calibri"/>
+          <w:sz w:val="22"/>
+          <w:szCs w:val="22"/>
+        </w:rPr>
+        <w:t xml:space="preserve">Januar 2026: Sturz beim Weg zum Briefkasten, Herr Kühn hat geholfen</w:t>
+      </w:r>
+    </w:p>
+    <w:p>
+      <w:pPr>
+        <w:pStyle w:val="ListParagraph"/>
+        <w:numPr>
+          <w:ilvl w:val="0"/>
+          <w:numId w:val="1"/>
+        </w:numPr>
+        <w:spacing w:after="80" w:line="259" w:lineRule="auto"/>
+      </w:pPr>
+      <w:r>
+        <w:rPr>
+          <w:rFonts w:ascii="Calibri" w:cs="Calibri" w:eastAsia="Calibri" w:hAnsi="Calibri"/>
+          <w:sz w:val="22"/>
+          <w:szCs w:val="22"/>
+        </w:rPr>
+        <w:t xml:space="preserve">März 2026: Fast-Sturz beim Einsteigen in Taxis (Fahrer hat aufgefangen)</w:t>
+      </w:r>
+    </w:p>
+    <w:p>
+      <w:pPr>
+        <w:pStyle w:val="ListParagraph"/>
+        <w:numPr>
+          <w:ilvl w:val="0"/>
+          <w:numId w:val="1"/>
+        </w:numPr>
+        <w:spacing w:after="300" w:line="259" w:lineRule="auto"/>
+      </w:pPr>
+      <w:r>
+        <w:rPr>
+          <w:rFonts w:ascii="Calibri" w:cs="Calibri" w:eastAsia="Calibri" w:hAnsi="Calibri"/>
+          <w:sz w:val="22"/>
+          <w:szCs w:val="22"/>
+        </w:rPr>
+        <w:t xml:space="preserve">April 2026: Sturz beim Aufstehen aus dem Leih-Rollstuhl, Schürfwunde re. Knie</w:t>
+      </w:r>
+    </w:p>
+    <w:p>
+      <w:pPr>
+        <w:spacing w:after="400" w:line="259" w:lineRule="auto"/>
+      </w:pPr>
+      <w:r>
+        <w:rPr>
+          <w:rFonts w:ascii="Calibri" w:cs="Calibri" w:eastAsia="Calibri" w:hAnsi="Calibri"/>
+          <w:sz w:val="22"/>
+          <w:szCs w:val="22"/>
+        </w:rPr>
+        <w:t xml:space="preserve">Ich hoffe das hilft. Wenn noch Fragen sind bitte über den Anwalt. Meine Tochter Stefanie hilft mir bei Terminen.</w:t>
+      </w:r>
+    </w:p>
+    <w:p>
+      <w:pPr>
+        <w:spacing w:after="200" w:line="259" w:lineRule="auto"/>
       </w:pPr>
       <w:r>
         <w:rPr>
           <w:rFonts w:ascii="Calibri" w:cs="Calibri" w:eastAsia="Calibri" w:hAnsi="Calibri"/>
           <w:b/>
           <w:bCs/>
-          <w:sz w:val="24"/>
-          <w:szCs w:val="24"/>
-          <w:u w:val="single"/>
-        </w:rPr>
-        <w:t xml:space="preserve">Sturzprotokoll (soweit ich mich erinnere):</w:t>
-      </w:r>
-    </w:p>
-    <w:p>
-      <w:pPr>
-        <w:pStyle w:val="ListParagraph"/>
-        <w:numPr>
-          <w:ilvl w:val="0"/>
-          <w:numId w:val="1"/>
-        </w:numPr>
-        <w:spacing w:after="80"/>
-      </w:pPr>
-      <w:r>
-        <w:rPr>
-          <w:rFonts w:ascii="Calibri" w:cs="Calibri" w:eastAsia="Calibri" w:hAnsi="Calibri"/>
-          <w:sz w:val="22"/>
-          <w:szCs w:val="22"/>
-        </w:rPr>
-        <w:t xml:space="preserve">Oktober 2025: Sturz im Flur (alleine), Prellung re. Schulter, kein Arzt → hab ich verdrängt</w:t>
-      </w:r>
-    </w:p>
-    <w:p>
-      <w:pPr>
-        <w:pStyle w:val="ListParagraph"/>
-        <w:numPr>
-          <w:ilvl w:val="0"/>
-          <w:numId w:val="1"/>
-        </w:numPr>
-        <w:spacing w:after="80"/>
-      </w:pPr>
-      <w:r>
-        <w:rPr>
-          <w:rFonts w:ascii="Calibri" w:cs="Calibri" w:eastAsia="Calibri" w:hAnsi="Calibri"/>
-          <w:sz w:val="22"/>
-          <w:szCs w:val="22"/>
-        </w:rPr>
-        <w:t xml:space="preserve">Januar 2026: Sturz beim Weg zum Briefkasten, Herr Kühn hat geholfen</w:t>
-      </w:r>
-    </w:p>
-    <w:p>
-      <w:pPr>
-        <w:pStyle w:val="ListParagraph"/>
-        <w:numPr>
-          <w:ilvl w:val="0"/>
-          <w:numId w:val="1"/>
-        </w:numPr>
-        <w:spacing w:after="80"/>
-      </w:pPr>
-      <w:r>
-        <w:rPr>
-          <w:rFonts w:ascii="Calibri" w:cs="Calibri" w:eastAsia="Calibri" w:hAnsi="Calibri"/>
-          <w:sz w:val="22"/>
-          <w:szCs w:val="22"/>
-        </w:rPr>
-        <w:t xml:space="preserve">März 2026: Fast-Sturz beim Einsteigen in Taxis (Fahrer hat aufgefangen)</w:t>
-      </w:r>
-    </w:p>
-    <w:p>
-      <w:pPr>
-        <w:pStyle w:val="ListParagraph"/>
-        <w:numPr>
-          <w:ilvl w:val="0"/>
-          <w:numId w:val="1"/>
-        </w:numPr>
-        <w:spacing w:after="300"/>
-      </w:pPr>
-      <w:r>
-        <w:rPr>
-          <w:rFonts w:ascii="Calibri" w:cs="Calibri" w:eastAsia="Calibri" w:hAnsi="Calibri"/>
-          <w:sz w:val="22"/>
-          <w:szCs w:val="22"/>
-        </w:rPr>
-        <w:t xml:space="preserve">April 2026: Sturz beim Aufstehen aus dem Leih-Rollstuhl, Schürfwunde re. Knie</w:t>
-      </w:r>
-    </w:p>
-    <w:p>
-      <w:pPr>
-        <w:spacing w:after="400"/>
-      </w:pPr>
-      <w:r>
-        <w:rPr>
-          <w:rFonts w:ascii="Calibri" w:cs="Calibri" w:eastAsia="Calibri" w:hAnsi="Calibri"/>
-          <w:sz w:val="22"/>
-          <w:szCs w:val="22"/>
-        </w:rPr>
-        <w:t xml:space="preserve">Ich hoffe das hilft. Wenn noch Fragen sind bitte über den Anwalt. Meine Tochter Stefanie hilft mir bei Terminen.</w:t>
-      </w:r>
-    </w:p>
-    <w:p>
-      <w:pPr>
-        <w:spacing w:after="200"/>
-      </w:pPr>
-      <w:r>
-        <w:rPr>
-          <w:rFonts w:ascii="Calibri" w:cs="Calibri" w:eastAsia="Calibri" w:hAnsi="Calibri"/>
-          <w:b/>
-          <w:bCs/>
           <w:sz w:val="22"/>
           <w:szCs w:val="22"/>
         </w:rPr>
@@ -407,7 +408,7 @@
     </w:p>
     <w:p>
       <w:pPr>
-        <w:spacing w:after="80"/>
+        <w:spacing w:after="80" w:line="259" w:lineRule="auto"/>
       </w:pPr>
       <w:r>
         <w:rPr>
@@ -419,6 +420,9 @@
       </w:r>
     </w:p>
     <w:p>
+      <w:pPr>
+        <w:spacing w:line="259" w:lineRule="auto" w:after="60"/>
+      </w:pPr>
       <w:r>
         <w:rPr>
           <w:rFonts w:ascii="Calibri" w:cs="Calibri" w:eastAsia="Calibri" w:hAnsi="Calibri"/>
@@ -430,8 +434,10 @@
       </w:r>
     </w:p>
     <w:sectPr>
+      <w:headerReference w:type="default" r:id="rId8"/>
+      <w:footerReference w:type="default" r:id="rId9"/>
       <w:pgSz w:w="11906" w:h="16838" w:orient="portrait"/>
-      <w:pgMar w:top="1440" w:right="1440" w:bottom="1440" w:left="1440" w:header="708" w:footer="708" w:gutter="0"/>
+      <w:pgMar w:top="1191" w:right="1247" w:bottom="1134" w:left="1361" w:header="708" w:footer="708" w:gutter="0"/>
       <w:pgNumType/>
       <w:docGrid w:linePitch="360"/>
     </w:sectPr>
@@ -480,6 +486,27 @@
 </w:endnotes>
 </file>
 
+<file path=word/footer1.xml><?xml version="1.0" encoding="utf-8"?>
+<w:ftr xmlns:m="http://schemas.openxmlformats.org/officeDocument/2006/math" xmlns:mc="http://schemas.openxmlformats.org/markup-compatibility/2006" xmlns:mo="http://schemas.microsoft.com/office/mac/office/2008/main" xmlns:mv="urn:schemas-microsoft-com:mac:vml" xmlns:o="urn:schemas-microsoft-com:office:office" xmlns:r="http://schemas.openxmlformats.org/officeDocument/2006/relationships" xmlns:v="urn:schemas-microsoft-com:vml" xmlns:w10="urn:schemas-microsoft-com:office:word" xmlns:w14="http://schemas.microsoft.com/office/word/2010/wordml" xmlns:w="http://schemas.openxmlformats.org/wordprocessingml/2006/main" xmlns:wne="http://schemas.microsoft.com/office/word/2006/wordml" xmlns:wp14="http://schemas.microsoft.com/office/word/2010/wordprocessingDrawing" xmlns:wp="http://schemas.openxmlformats.org/drawingml/2006/wordprocessingDrawing" xmlns:wpc="http://schemas.microsoft.com/office/word/2010/wordprocessingCanvas" xmlns:wpg="http://schemas.microsoft.com/office/word/2010/wordprocessingGroup" xmlns:wpi="http://schemas.microsoft.com/office/word/2010/wordprocessingInk" xmlns:wps="http://schemas.microsoft.com/office/word/2010/wordprocessingShape" mc:Ignorable="w14 wp14">
+  <w:p>
+    <w:pPr>
+      <w:pStyle w:val="Footer"/>
+      <w:jc w:val="left"/>
+    </w:pPr>
+    <w:r/>
+    <w:r>
+      <w:rPr>
+        <w:rFonts w:ascii="Times New Roman" w:hAnsi="Times New Roman"/>
+        <w:b w:val="0"/>
+        <w:color w:val="777777"/>
+        <w:sz w:val="17"/>
+      </w:rPr>
+      <w:t>Vertraulich | Bearbeitungsstand Juli 2026 | nur zur Aktenbearbeitung</w:t>
+    </w:r>
+  </w:p>
+</w:ftr>
+</file>
+
 <file path=word/footnotes.xml><?xml version="1.0" encoding="utf-8"?>
 <w:footnotes xmlns:wpc="http://schemas.microsoft.com/office/word/2010/wordprocessingCanvas" xmlns:mc="http://schemas.openxmlformats.org/markup-compatibility/2006" xmlns:o="urn:schemas-microsoft-com:office:office" xmlns:r="http://schemas.openxmlformats.org/officeDocument/2006/relationships" xmlns:m="http://schemas.openxmlformats.org/officeDocument/2006/math" xmlns:v="urn:schemas-microsoft-com:vml" xmlns:wp14="http://schemas.microsoft.com/office/word/2010/wordprocessingDrawing" xmlns:wp="http://schemas.openxmlformats.org/drawingml/2006/wordprocessingDrawing" xmlns:w10="urn:schemas-microsoft-com:office:word" xmlns:w="http://schemas.openxmlformats.org/wordprocessingml/2006/main" xmlns:w14="http://schemas.microsoft.com/office/word/2010/wordml" xmlns:w15="http://schemas.microsoft.com/office/word/2012/wordml" xmlns:wpg="http://schemas.microsoft.com/office/word/2010/wordprocessingGroup" xmlns:wpi="http://schemas.microsoft.com/office/word/2010/wordprocessingInk" xmlns:wne="http://schemas.microsoft.com/office/word/2006/wordml" xmlns:wps="http://schemas.microsoft.com/office/word/2010/wordprocessingShape" mc:Ignorable="w14 w15 wp14">
   <w:footnote w:type="separator" w:id="-1">
@@ -515,6 +542,28 @@
     </w:p>
   </w:footnote>
 </w:footnotes>
+</file>
+
+<file path=word/header1.xml><?xml version="1.0" encoding="utf-8"?>
+<w:hdr xmlns:m="http://schemas.openxmlformats.org/officeDocument/2006/math" xmlns:mc="http://schemas.openxmlformats.org/markup-compatibility/2006" xmlns:mo="http://schemas.microsoft.com/office/mac/office/2008/main" xmlns:mv="urn:schemas-microsoft-com:mac:vml" xmlns:o="urn:schemas-microsoft-com:office:office" xmlns:r="http://schemas.openxmlformats.org/officeDocument/2006/relationships" xmlns:v="urn:schemas-microsoft-com:vml" xmlns:w10="urn:schemas-microsoft-com:office:word" xmlns:w14="http://schemas.microsoft.com/office/word/2010/wordml" xmlns:w="http://schemas.openxmlformats.org/wordprocessingml/2006/main" xmlns:wne="http://schemas.microsoft.com/office/word/2006/wordml" xmlns:wp14="http://schemas.microsoft.com/office/word/2010/wordprocessingDrawing" xmlns:wp="http://schemas.openxmlformats.org/drawingml/2006/wordprocessingDrawing" xmlns:wpc="http://schemas.microsoft.com/office/word/2010/wordprocessingCanvas" xmlns:wpg="http://schemas.microsoft.com/office/word/2010/wordprocessingGroup" xmlns:wpi="http://schemas.microsoft.com/office/word/2010/wordprocessingInk" xmlns:wps="http://schemas.microsoft.com/office/word/2010/wordprocessingShape" mc:Ignorable="w14 wp14">
+  <w:p>
+    <w:pPr>
+      <w:pStyle w:val="Header"/>
+      <w:jc w:val="left"/>
+    </w:pPr>
+    <w:r/>
+    <w:r>
+      <w:rPr>
+        <w:rFonts w:ascii="Times New Roman" w:hAnsi="Times New Roman"/>
+        <w:b w:val="0"/>
+        <w:i w:val="0"/>
+        <w:color w:val="666666"/>
+        <w:sz w:val="17"/>
+      </w:rPr>
+      <w:t>Kanzlei Ahlers und Brinkmann | Sozialrechtliche Leistungsakte | Bearbeitungsstand Juli 2026</w:t>
+    </w:r>
+  </w:p>
+</w:hdr>
 </file>
 
 <file path=word/numbering.xml><?xml version="1.0" encoding="utf-8"?>
@@ -624,7 +673,9 @@
     <w:next w:val="Normal"/>
     <w:qFormat/>
     <w:rPr>
-      <w:sz w:val="56"/>
+      <w:rFonts w:ascii="Times New Roman" w:hAnsi="Times New Roman"/>
+      <w:b/>
+      <w:sz w:val="30"/>
       <w:szCs w:val="56"/>
     </w:rPr>
   </w:style>
